--- a/my_first_rmd.docx
+++ b/my_first_rmd.docx
@@ -35,7 +35,7 @@
         <w:pStyle w:val="Date"/>
       </w:pPr>
       <w:r>
-        <w:t xml:space="preserve">2026-01-26</w:t>
+        <w:t xml:space="preserve">2026-01-28</w:t>
       </w:r>
     </w:p>
     <w:sdt>
